--- a/docs/08_Conceptual Data Model.docx
+++ b/docs/08_Conceptual Data Model.docx
@@ -2083,6 +2083,155 @@
         <w:t>The model deliberately separates customer intention (MealResponse) from actual business transactions (MealRecord), ensuring that demand estimation and financial records remain independent while accurately reflecting real-world mess operations.</w:t>
       </w:r>
       <w:bookmarkEnd w:id="41"/>
+      <w:r>
+        <w:br/>
+      </w:r>
+      <w:r>
+        <w:br/>
+      </w:r>
+      <w:r>
+        <w:t>*************************************************************************************</w:t>
+      </w:r>
+      <w:r>
+        <w:br/>
+      </w:r>
+      <w:r>
+        <w:t>Meal Pricing</w:t>
+      </w:r>
+    </w:p>
+    <w:p>
+      <w:pPr>
+        <w:pStyle w:val="BodyText"/>
+      </w:pPr>
+    </w:p>
+    <w:p>
+      <w:pPr>
+        <w:pStyle w:val="BodyText"/>
+      </w:pPr>
+      <w:r>
+        <w:t>Business Purpose</w:t>
+      </w:r>
+    </w:p>
+    <w:p>
+      <w:pPr>
+        <w:pStyle w:val="BodyText"/>
+      </w:pPr>
+    </w:p>
+    <w:p>
+      <w:pPr>
+        <w:pStyle w:val="BodyText"/>
+      </w:pPr>
+      <w:r>
+        <w:t>The Meal Pricing entity maintains the current prices of predefined Meal Options used throughout the application.</w:t>
+      </w:r>
+    </w:p>
+    <w:p>
+      <w:pPr>
+        <w:pStyle w:val="BodyText"/>
+      </w:pPr>
+    </w:p>
+    <w:p>
+      <w:pPr>
+        <w:pStyle w:val="BodyText"/>
+      </w:pPr>
+      <w:r>
+        <w:t>Meal Pricing allows the Mess Owner to modify future pricing while preserving historical pricing within Meal Records and Bills.</w:t>
+      </w:r>
+    </w:p>
+    <w:p>
+      <w:pPr>
+        <w:pStyle w:val="BodyText"/>
+      </w:pPr>
+    </w:p>
+    <w:p>
+      <w:pPr>
+        <w:pStyle w:val="BodyText"/>
+      </w:pPr>
+      <w:r>
+        <w:t>Business Owner</w:t>
+      </w:r>
+    </w:p>
+    <w:p>
+      <w:pPr>
+        <w:pStyle w:val="BodyText"/>
+      </w:pPr>
+    </w:p>
+    <w:p>
+      <w:pPr>
+        <w:pStyle w:val="BodyText"/>
+      </w:pPr>
+      <w:r>
+        <w:t>Mess Owner</w:t>
+      </w:r>
+    </w:p>
+    <w:p>
+      <w:pPr>
+        <w:pStyle w:val="BodyText"/>
+      </w:pPr>
+    </w:p>
+    <w:p>
+      <w:pPr>
+        <w:pStyle w:val="BodyText"/>
+      </w:pPr>
+      <w:r>
+        <w:t>Created When</w:t>
+      </w:r>
+    </w:p>
+    <w:p>
+      <w:pPr>
+        <w:pStyle w:val="BodyText"/>
+      </w:pPr>
+    </w:p>
+    <w:p>
+      <w:pPr>
+        <w:pStyle w:val="BodyText"/>
+      </w:pPr>
+      <w:r>
+        <w:lastRenderedPageBreak/>
+        <w:t>System Initialization</w:t>
+      </w:r>
+    </w:p>
+    <w:p>
+      <w:pPr>
+        <w:pStyle w:val="BodyText"/>
+      </w:pPr>
+    </w:p>
+    <w:p>
+      <w:pPr>
+        <w:pStyle w:val="BodyText"/>
+      </w:pPr>
+      <w:r>
+        <w:t>Used By</w:t>
+      </w:r>
+    </w:p>
+    <w:p>
+      <w:pPr>
+        <w:pStyle w:val="BodyText"/>
+      </w:pPr>
+    </w:p>
+    <w:p>
+      <w:pPr>
+        <w:pStyle w:val="BodyText"/>
+      </w:pPr>
+      <w:r>
+        <w:t>• Meal Response</w:t>
+      </w:r>
+    </w:p>
+    <w:p>
+      <w:pPr>
+        <w:pStyle w:val="BodyText"/>
+      </w:pPr>
+      <w:r>
+        <w:t>• Meal Record</w:t>
+      </w:r>
+    </w:p>
+    <w:p>
+      <w:pPr>
+        <w:pStyle w:val="BodyText"/>
+      </w:pPr>
+      <w:r>
+        <w:t>• Billing</w:t>
+      </w:r>
     </w:p>
     <w:sectPr>
       <w:footnotePr>
